--- a/public/files/written-pledge/written-pledge.docx
+++ b/public/files/written-pledge/written-pledge.docx
@@ -4,7 +4,7 @@
   <w:body>
     <w:p>
       <w:pPr>
-        <w:spacing w:after="55" w:before="0" w:line="312" w:lineRule="auto"/>
+        <w:spacing w:after="64" w:before="0" w:line="312" w:lineRule="auto"/>
         <w:jc w:val="center"/>
       </w:pPr>
       <w:r>
@@ -19,7 +19,7 @@
     </w:p>
     <w:p>
       <w:pPr>
-        <w:spacing w:after="139" w:before="0" w:line="312" w:lineRule="auto"/>
+        <w:spacing w:after="160" w:before="0" w:line="312" w:lineRule="auto"/>
         <w:jc w:val="left"/>
         <w:pBdr>
           <w:bottom w:val="single" w:sz="14" w:space="2" w:color="24384F"/>
@@ -35,7 +35,7 @@
     </w:p>
     <w:p>
       <w:pPr>
-        <w:spacing w:after="55" w:before="111" w:line="312" w:lineRule="auto"/>
+        <w:spacing w:after="64" w:before="128" w:line="312" w:lineRule="auto"/>
         <w:jc w:val="left"/>
         <w:pBdr>
           <w:bottom w:val="single" w:sz="6" w:space="2" w:color="C9D2DD"/>
@@ -77,7 +77,7 @@
       </w:tblGrid>
       <w:tr>
         <w:trPr>
-          <w:trHeight w:val="629" w:hRule="atLeast"/>
+          <w:trHeight w:val="725" w:hRule="atLeast"/>
         </w:trPr>
         <w:tc>
           <w:tcPr>
@@ -217,7 +217,7 @@
       </w:tr>
       <w:tr>
         <w:trPr>
-          <w:trHeight w:val="629" w:hRule="atLeast"/>
+          <w:trHeight w:val="725" w:hRule="atLeast"/>
         </w:trPr>
         <w:tc>
           <w:tcPr>
@@ -354,7 +354,7 @@
       </w:tr>
       <w:tr>
         <w:trPr>
-          <w:trHeight w:val="629" w:hRule="atLeast"/>
+          <w:trHeight w:val="725" w:hRule="atLeast"/>
         </w:trPr>
         <w:tc>
           <w:tcPr>
@@ -494,7 +494,7 @@
       </w:tr>
       <w:tr>
         <w:trPr>
-          <w:trHeight w:val="629" w:hRule="atLeast"/>
+          <w:trHeight w:val="725" w:hRule="atLeast"/>
         </w:trPr>
         <w:tc>
           <w:tcPr>
@@ -632,7 +632,7 @@
     </w:tbl>
     <w:p>
       <w:pPr>
-        <w:spacing w:after="55" w:before="0" w:line="312" w:lineRule="auto"/>
+        <w:spacing w:after="64" w:before="0" w:line="312" w:lineRule="auto"/>
         <w:jc w:val="left"/>
       </w:pPr>
       <w:r>
@@ -645,7 +645,7 @@
     </w:p>
     <w:p>
       <w:pPr>
-        <w:spacing w:after="55" w:before="111" w:line="312" w:lineRule="auto"/>
+        <w:spacing w:after="64" w:before="128" w:line="312" w:lineRule="auto"/>
         <w:jc w:val="left"/>
         <w:pBdr>
           <w:bottom w:val="single" w:sz="6" w:space="2" w:color="C9D2DD"/>
@@ -672,7 +672,7 @@
     </w:p>
     <w:p>
       <w:pPr>
-        <w:spacing w:after="55" w:before="0" w:line="312" w:lineRule="auto"/>
+        <w:spacing w:after="64" w:before="0" w:line="312" w:lineRule="auto"/>
         <w:jc w:val="left"/>
       </w:pPr>
       <w:r>
@@ -698,7 +698,7 @@
       </w:tblGrid>
       <w:tr>
         <w:trPr>
-          <w:trHeight w:val="2988" w:hRule="atLeast"/>
+          <w:trHeight w:val="3447" w:hRule="atLeast"/>
         </w:trPr>
         <w:tc>
           <w:tcPr>
@@ -721,7 +721,7 @@
               <w:rPr>
                 <w:rFonts w:ascii="Malgun Gothic" w:hAnsi="Malgun Gothic" w:eastAsia="Malgun Gothic" w:cs="Malgun Gothic"/>
                 <w:b w:val="0"/>
-                <w:sz w:val="20"/>
+                <w:sz w:val="19"/>
               </w:rPr>
             </w:r>
           </w:p>
@@ -730,7 +730,7 @@
     </w:tbl>
     <w:p>
       <w:pPr>
-        <w:spacing w:after="55" w:before="0" w:line="312" w:lineRule="auto"/>
+        <w:spacing w:after="64" w:before="0" w:line="312" w:lineRule="auto"/>
         <w:jc w:val="left"/>
       </w:pPr>
       <w:r>
@@ -743,7 +743,7 @@
     </w:p>
     <w:p>
       <w:pPr>
-        <w:spacing w:after="55" w:before="139" w:line="312" w:lineRule="auto"/>
+        <w:spacing w:after="64" w:before="160" w:line="312" w:lineRule="auto"/>
         <w:jc w:val="left"/>
       </w:pPr>
       <w:r>
@@ -757,7 +757,7 @@
     </w:p>
     <w:p>
       <w:pPr>
-        <w:spacing w:after="55" w:before="0" w:line="312" w:lineRule="auto"/>
+        <w:spacing w:after="64" w:before="0" w:line="312" w:lineRule="auto"/>
         <w:ind w:left="170"/>
         <w:jc w:val="both"/>
       </w:pPr>
@@ -772,7 +772,7 @@
     </w:p>
     <w:p>
       <w:pPr>
-        <w:spacing w:after="55" w:before="139" w:line="312" w:lineRule="auto"/>
+        <w:spacing w:after="64" w:before="160" w:line="312" w:lineRule="auto"/>
         <w:jc w:val="left"/>
       </w:pPr>
       <w:r>
@@ -786,7 +786,7 @@
     </w:p>
     <w:p>
       <w:pPr>
-        <w:spacing w:after="55" w:before="0" w:line="312" w:lineRule="auto"/>
+        <w:spacing w:after="64" w:before="0" w:line="312" w:lineRule="auto"/>
         <w:ind w:left="170"/>
         <w:jc w:val="both"/>
       </w:pPr>
@@ -801,7 +801,7 @@
     </w:p>
     <w:p>
       <w:pPr>
-        <w:spacing w:after="111" w:before="111" w:line="312" w:lineRule="auto"/>
+        <w:spacing w:after="128" w:before="128" w:line="312" w:lineRule="auto"/>
         <w:jc w:val="center"/>
       </w:pPr>
       <w:r>
@@ -815,7 +815,7 @@
     </w:p>
     <w:p>
       <w:pPr>
-        <w:spacing w:after="111" w:before="0" w:line="312" w:lineRule="auto"/>
+        <w:spacing w:after="128" w:before="0" w:line="312" w:lineRule="auto"/>
         <w:jc w:val="right"/>
       </w:pPr>
       <w:r>
@@ -829,7 +829,7 @@
     </w:p>
     <w:p>
       <w:pPr>
-        <w:spacing w:after="111" w:before="0" w:line="312" w:lineRule="auto"/>
+        <w:spacing w:after="128" w:before="0" w:line="312" w:lineRule="auto"/>
         <w:jc w:val="right"/>
       </w:pPr>
       <w:r>
@@ -843,7 +843,7 @@
     </w:p>
     <w:p>
       <w:pPr>
-        <w:spacing w:after="0" w:before="83" w:line="312" w:lineRule="auto"/>
+        <w:spacing w:after="0" w:before="96" w:line="312" w:lineRule="auto"/>
         <w:jc w:val="left"/>
       </w:pPr>
       <w:r>
